--- a/EXPORTS/DOCX/published/niveau3/English/NZG.docx
+++ b/EXPORTS/DOCX/published/niveau3/English/NZG.docx
@@ -606,8 +606,19 @@
           <w:i w:val="0"/>
           <w:color w:val="0000FF"/>
           <w:sz w:val="24"/>
+          <w:u w:val="single"/>
         </w:rPr>
-        <w:t xml:space="preserve"> E</w:t>
+        <w:t xml:space="preserve"> </w:t>
+      </w:r>
+      <w:r>
+        <w:rPr>
+          <w:rFonts w:ascii="Charis SIL Regular" w:hAnsi="Charis SIL Regular" w:eastAsia="Charis SIL Regular"/>
+          <w:b w:val="0"/>
+          <w:i w:val="0"/>
+          <w:color w:val="0000FF"/>
+          <w:sz w:val="24"/>
+        </w:rPr>
+        <w:t>E</w:t>
       </w:r>
       <w:r>
         <w:rPr>
@@ -2541,7 +2552,7 @@
           <w:sz w:val="24"/>
           <w:u w:val="single"/>
         </w:rPr>
-        <w:hyperlink r:id="rId20" w:history="1">
+        <w:hyperlink r:id="rId21" w:history="1">
           <w:r>
             <w:rPr>
               <w:rStyle w:val="Hyperlink"/>
@@ -2559,7 +2570,7 @@
           <w:sz w:val="24"/>
           <w:u w:val="single"/>
         </w:rPr>
-        <w:hyperlink r:id="rId20" w:history="1">
+        <w:hyperlink r:id="rId21" w:history="1">
           <w:r>
             <w:rPr>
               <w:rStyle w:val="Hyperlink"/>
@@ -2570,21 +2581,13 @@
       </w:r>
       <w:r>
         <w:rPr>
-          <w:u w:val="single" w:color="0000ff"/>
           <w:rFonts w:ascii="Charis SIL Regular" w:hAnsi="Charis SIL Regular" w:eastAsia="Charis SIL Regular"/>
           <w:b w:val="0"/>
           <w:i w:val="0"/>
           <w:color w:val="000000"/>
           <w:sz w:val="24"/>
         </w:rPr>
-        <w:hyperlink r:id="rId20" w:history="1">
-          <w:r>
-            <w:rPr>
-              <w:rStyle w:val="Hyperlink"/>
-            </w:rPr>
-            <w:t xml:space="preserve">, </w:t>
-          </w:r>
-        </w:hyperlink>
+        <w:t xml:space="preserve">, </w:t>
       </w:r>
       <w:r>
         <w:rPr>
@@ -2595,7 +2598,7 @@
           <w:sz w:val="24"/>
           <w:u w:val="single"/>
         </w:rPr>
-        <w:hyperlink r:id="rId20" w:history="1">
+        <w:hyperlink r:id="rId22" w:history="1">
           <w:r>
             <w:rPr>
               <w:rStyle w:val="Hyperlink"/>
@@ -2624,7 +2627,7 @@
           <w:sz w:val="24"/>
           <w:u w:val="single"/>
         </w:rPr>
-        <w:hyperlink r:id="rId20" w:history="1">
+        <w:hyperlink r:id="rId22" w:history="1">
           <w:r>
             <w:rPr>
               <w:rStyle w:val="Hyperlink"/>
@@ -2642,7 +2645,7 @@
           <w:sz w:val="24"/>
           <w:u w:val="single"/>
         </w:rPr>
-        <w:hyperlink r:id="rId20" w:history="1">
+        <w:hyperlink r:id="rId22" w:history="1">
           <w:r>
             <w:rPr>
               <w:rStyle w:val="Hyperlink"/>
@@ -2740,7 +2743,7 @@
           <w:sz w:val="24"/>
           <w:u w:val="single"/>
         </w:rPr>
-        <w:hyperlink r:id="rId22" w:history="1">
+        <w:hyperlink r:id="rId23" w:history="1">
           <w:r>
             <w:rPr>
               <w:rStyle w:val="Hyperlink"/>
@@ -2758,7 +2761,7 @@
           <w:sz w:val="24"/>
           <w:u w:val="single"/>
         </w:rPr>
-        <w:hyperlink r:id="rId22" w:history="1">
+        <w:hyperlink r:id="rId23" w:history="1">
           <w:r>
             <w:rPr>
               <w:rStyle w:val="Hyperlink"/>
@@ -2776,7 +2779,7 @@
           <w:sz w:val="24"/>
           <w:u w:val="single"/>
         </w:rPr>
-        <w:hyperlink r:id="rId22" w:history="1">
+        <w:hyperlink r:id="rId23" w:history="1">
           <w:r>
             <w:rPr>
               <w:rStyle w:val="Hyperlink"/>
@@ -2794,7 +2797,7 @@
           <w:sz w:val="24"/>
           <w:u w:val="single"/>
         </w:rPr>
-        <w:hyperlink r:id="rId22" w:history="1">
+        <w:hyperlink r:id="rId23" w:history="1">
           <w:r>
             <w:rPr>
               <w:rStyle w:val="Hyperlink"/>
@@ -2822,7 +2825,7 @@
           <w:sz w:val="24"/>
           <w:u w:val="single"/>
         </w:rPr>
-        <w:hyperlink r:id="rId23" w:history="1">
+        <w:hyperlink r:id="rId24" w:history="1">
           <w:r>
             <w:rPr>
               <w:rStyle w:val="Hyperlink"/>
@@ -2840,7 +2843,7 @@
           <w:sz w:val="24"/>
           <w:u w:val="single"/>
         </w:rPr>
-        <w:hyperlink r:id="rId23" w:history="1">
+        <w:hyperlink r:id="rId24" w:history="1">
           <w:r>
             <w:rPr>
               <w:rStyle w:val="Hyperlink"/>
@@ -2858,7 +2861,7 @@
           <w:sz w:val="24"/>
           <w:u w:val="single"/>
         </w:rPr>
-        <w:hyperlink r:id="rId22" w:history="1">
+        <w:hyperlink r:id="rId24" w:history="1">
           <w:r>
             <w:rPr>
               <w:rStyle w:val="Hyperlink"/>
@@ -2869,13 +2872,14 @@
       </w:r>
       <w:r>
         <w:rPr>
+          <w:u w:val="single" w:color="0000ff"/>
           <w:rFonts w:ascii="Charis SIL Regular" w:hAnsi="Charis SIL Regular" w:eastAsia="Charis SIL Regular"/>
           <w:b w:val="0"/>
           <w:i w:val="0"/>
           <w:color w:val="000000"/>
           <w:sz w:val="24"/>
         </w:rPr>
-        <w:hyperlink r:id="rId22" w:history="1">
+        <w:hyperlink r:id="rId23" w:history="1">
           <w:r>
             <w:rPr>
               <w:rStyle w:val="Hyperlink"/>
@@ -2893,7 +2897,7 @@
           <w:sz w:val="24"/>
           <w:u w:val="single"/>
         </w:rPr>
-        <w:hyperlink r:id="rId22" w:history="1">
+        <w:hyperlink r:id="rId25" w:history="1">
           <w:r>
             <w:rPr>
               <w:rStyle w:val="Hyperlink"/>
@@ -2922,7 +2926,7 @@
           <w:sz w:val="24"/>
           <w:u w:val="single"/>
         </w:rPr>
-        <w:hyperlink r:id="rId22" w:history="1">
+        <w:hyperlink r:id="rId25" w:history="1">
           <w:r>
             <w:rPr>
               <w:rStyle w:val="Hyperlink"/>
@@ -2940,7 +2944,7 @@
           <w:sz w:val="24"/>
           <w:u w:val="single"/>
         </w:rPr>
-        <w:hyperlink r:id="rId22" w:history="1">
+        <w:hyperlink r:id="rId25" w:history="1">
           <w:r>
             <w:rPr>
               <w:rStyle w:val="Hyperlink"/>
@@ -3048,7 +3052,7 @@
           <w:sz w:val="24"/>
           <w:u w:val="single"/>
         </w:rPr>
-        <w:hyperlink r:id="rId24" w:history="1">
+        <w:hyperlink r:id="rId26" w:history="1">
           <w:r>
             <w:rPr>
               <w:rStyle w:val="Hyperlink"/>
@@ -3066,7 +3070,7 @@
           <w:sz w:val="24"/>
           <w:u w:val="single"/>
         </w:rPr>
-        <w:hyperlink r:id="rId24" w:history="1">
+        <w:hyperlink r:id="rId26" w:history="1">
           <w:r>
             <w:rPr>
               <w:rStyle w:val="Hyperlink"/>
@@ -3084,7 +3088,7 @@
           <w:sz w:val="24"/>
           <w:u w:val="single"/>
         </w:rPr>
-        <w:hyperlink r:id="rId24" w:history="1">
+        <w:hyperlink r:id="rId26" w:history="1">
           <w:r>
             <w:rPr>
               <w:rStyle w:val="Hyperlink"/>
@@ -3102,7 +3106,7 @@
           <w:sz w:val="24"/>
           <w:u w:val="single"/>
         </w:rPr>
-        <w:hyperlink r:id="rId24" w:history="1">
+        <w:hyperlink r:id="rId26" w:history="1">
           <w:r>
             <w:rPr>
               <w:rStyle w:val="Hyperlink"/>
@@ -3123,7 +3127,7 @@
           <w:sz w:val="24"/>
           <w:u w:val="single"/>
         </w:rPr>
-        <w:hyperlink r:id="rId24" w:history="1">
+        <w:hyperlink r:id="rId26" w:history="1">
           <w:r>
             <w:rPr>
               <w:rStyle w:val="Hyperlink"/>
@@ -3141,7 +3145,7 @@
           <w:sz w:val="24"/>
           <w:u w:val="single"/>
         </w:rPr>
-        <w:hyperlink r:id="rId24" w:history="1">
+        <w:hyperlink r:id="rId26" w:history="1">
           <w:r>
             <w:rPr>
               <w:rStyle w:val="Hyperlink"/>
@@ -3159,7 +3163,7 @@
           <w:sz w:val="24"/>
           <w:u w:val="single"/>
         </w:rPr>
-        <w:hyperlink r:id="rId24" w:history="1">
+        <w:hyperlink r:id="rId26" w:history="1">
           <w:r>
             <w:rPr>
               <w:rStyle w:val="Hyperlink"/>
@@ -3177,7 +3181,7 @@
           <w:sz w:val="24"/>
           <w:u w:val="single"/>
         </w:rPr>
-        <w:hyperlink r:id="rId24" w:history="1">
+        <w:hyperlink r:id="rId26" w:history="1">
           <w:r>
             <w:rPr>
               <w:rStyle w:val="Hyperlink"/>
@@ -3195,7 +3199,7 @@
           <w:sz w:val="24"/>
           <w:u w:val="single"/>
         </w:rPr>
-        <w:hyperlink r:id="rId24" w:history="1">
+        <w:hyperlink r:id="rId26" w:history="1">
           <w:r>
             <w:rPr>
               <w:rStyle w:val="Hyperlink"/>
@@ -3223,7 +3227,7 @@
           <w:sz w:val="24"/>
           <w:u w:val="single"/>
         </w:rPr>
-        <w:hyperlink r:id="rId24" w:history="1">
+        <w:hyperlink r:id="rId26" w:history="1">
           <w:r>
             <w:rPr>
               <w:rStyle w:val="Hyperlink"/>
@@ -3324,7 +3328,7 @@
           <w:sz w:val="24"/>
           <w:u w:val="single"/>
         </w:rPr>
-        <w:hyperlink r:id="rId25" w:history="1">
+        <w:hyperlink r:id="rId27" w:history="1">
           <w:r>
             <w:rPr>
               <w:rStyle w:val="Hyperlink"/>
@@ -3342,7 +3346,7 @@
           <w:sz w:val="24"/>
           <w:u w:val="single"/>
         </w:rPr>
-        <w:hyperlink r:id="rId25" w:history="1">
+        <w:hyperlink r:id="rId27" w:history="1">
           <w:r>
             <w:rPr>
               <w:rStyle w:val="Hyperlink"/>
@@ -3360,7 +3364,7 @@
           <w:sz w:val="24"/>
           <w:u w:val="single"/>
         </w:rPr>
-        <w:hyperlink r:id="rId25" w:history="1">
+        <w:hyperlink r:id="rId27" w:history="1">
           <w:r>
             <w:rPr>
               <w:rStyle w:val="Hyperlink"/>
@@ -3378,7 +3382,7 @@
           <w:sz w:val="24"/>
           <w:u w:val="single"/>
         </w:rPr>
-        <w:hyperlink r:id="rId25" w:history="1">
+        <w:hyperlink r:id="rId27" w:history="1">
           <w:r>
             <w:rPr>
               <w:rStyle w:val="Hyperlink"/>
@@ -3396,7 +3400,7 @@
           <w:sz w:val="24"/>
           <w:u w:val="single"/>
         </w:rPr>
-        <w:hyperlink r:id="rId25" w:history="1">
+        <w:hyperlink r:id="rId27" w:history="1">
           <w:r>
             <w:rPr>
               <w:rStyle w:val="Hyperlink"/>
@@ -3414,7 +3418,7 @@
           <w:sz w:val="24"/>
           <w:u w:val="single"/>
         </w:rPr>
-        <w:hyperlink r:id="rId25" w:history="1">
+        <w:hyperlink r:id="rId27" w:history="1">
           <w:r>
             <w:rPr>
               <w:rStyle w:val="Hyperlink"/>

--- a/EXPORTS/DOCX/published/niveau3/English/NZG.docx
+++ b/EXPORTS/DOCX/published/niveau3/English/NZG.docx
@@ -606,19 +606,8 @@
           <w:i w:val="0"/>
           <w:color w:val="0000FF"/>
           <w:sz w:val="24"/>
-          <w:u w:val="single"/>
         </w:rPr>
-        <w:t xml:space="preserve"> </w:t>
-      </w:r>
-      <w:r>
-        <w:rPr>
-          <w:rFonts w:ascii="Charis SIL Regular" w:hAnsi="Charis SIL Regular" w:eastAsia="Charis SIL Regular"/>
-          <w:b w:val="0"/>
-          <w:i w:val="0"/>
-          <w:color w:val="0000FF"/>
-          <w:sz w:val="24"/>
-        </w:rPr>
-        <w:t>E</w:t>
+        <w:t xml:space="preserve"> E</w:t>
       </w:r>
       <w:r>
         <w:rPr>
@@ -2032,14 +2021,7 @@
           <w:sz w:val="24"/>
           <w:u w:val="single"/>
         </w:rPr>
-        <w:hyperlink r:id="rId18" w:history="1">
-          <w:r>
-            <w:rPr>
-              <w:rStyle w:val="Hyperlink"/>
-            </w:rPr>
-            <w:t>id=zoOC</w:t>
-          </w:r>
-        </w:hyperlink>
+        <w:t>id=zoOC</w:t>
       </w:r>
       <w:r>
         <w:rPr>
@@ -2050,7 +2032,7 @@
           <w:sz w:val="24"/>
           <w:u w:val="single"/>
         </w:rPr>
-        <w:hyperlink r:id="rId18" w:history="1">
+        <w:hyperlink r:id="rId17" w:history="1">
           <w:r>
             <w:rPr>
               <w:rStyle w:val="Hyperlink"/>
@@ -2581,13 +2563,21 @@
       </w:r>
       <w:r>
         <w:rPr>
+          <w:u w:val="single" w:color="0000ff"/>
           <w:rFonts w:ascii="Charis SIL Regular" w:hAnsi="Charis SIL Regular" w:eastAsia="Charis SIL Regular"/>
           <w:b w:val="0"/>
           <w:i w:val="0"/>
           <w:color w:val="000000"/>
           <w:sz w:val="24"/>
         </w:rPr>
-        <w:t xml:space="preserve">, </w:t>
+        <w:hyperlink r:id="rId20" w:history="1">
+          <w:r>
+            <w:rPr>
+              <w:rStyle w:val="Hyperlink"/>
+            </w:rPr>
+            <w:t xml:space="preserve">, </w:t>
+          </w:r>
+        </w:hyperlink>
       </w:r>
       <w:r>
         <w:rPr>
@@ -2843,7 +2833,7 @@
           <w:sz w:val="24"/>
           <w:u w:val="single"/>
         </w:rPr>
-        <w:hyperlink r:id="rId24" w:history="1">
+        <w:hyperlink r:id="rId23" w:history="1">
           <w:r>
             <w:rPr>
               <w:rStyle w:val="Hyperlink"/>
@@ -2861,7 +2851,7 @@
           <w:sz w:val="24"/>
           <w:u w:val="single"/>
         </w:rPr>
-        <w:hyperlink r:id="rId24" w:history="1">
+        <w:hyperlink r:id="rId23" w:history="1">
           <w:r>
             <w:rPr>
               <w:rStyle w:val="Hyperlink"/>
@@ -2872,7 +2862,6 @@
       </w:r>
       <w:r>
         <w:rPr>
-          <w:u w:val="single" w:color="0000ff"/>
           <w:rFonts w:ascii="Charis SIL Regular" w:hAnsi="Charis SIL Regular" w:eastAsia="Charis SIL Regular"/>
           <w:b w:val="0"/>
           <w:i w:val="0"/>
@@ -2897,7 +2886,7 @@
           <w:sz w:val="24"/>
           <w:u w:val="single"/>
         </w:rPr>
-        <w:hyperlink r:id="rId25" w:history="1">
+        <w:hyperlink r:id="rId23" w:history="1">
           <w:r>
             <w:rPr>
               <w:rStyle w:val="Hyperlink"/>

--- a/EXPORTS/DOCX/published/niveau3/English/NZG.docx
+++ b/EXPORTS/DOCX/published/niveau3/English/NZG.docx
@@ -554,14 +554,7 @@
           <w:color w:val="000000"/>
           <w:sz w:val="24"/>
         </w:rPr>
-        <w:hyperlink r:id="rId10" w:history="1">
-          <w:r>
-            <w:rPr>
-              <w:rStyle w:val="Hyperlink"/>
-            </w:rPr>
-            <w:t xml:space="preserve">r </w:t>
-          </w:r>
-        </w:hyperlink>
+        <w:t xml:space="preserve">r </w:t>
       </w:r>
       <w:r>
         <w:rPr>
@@ -606,8 +599,27 @@
           <w:i w:val="0"/>
           <w:color w:val="0000FF"/>
           <w:sz w:val="24"/>
+          <w:u w:val="single"/>
         </w:rPr>
-        <w:t xml:space="preserve"> E</w:t>
+        <w:t xml:space="preserve"> </w:t>
+      </w:r>
+      <w:r>
+        <w:rPr>
+          <w:rFonts w:ascii="Charis SIL Regular" w:hAnsi="Charis SIL Regular" w:eastAsia="Charis SIL Regular"/>
+          <w:b w:val="0"/>
+          <w:i w:val="0"/>
+          <w:color w:val="0000FF"/>
+          <w:sz w:val="24"/>
+          <w:u w:val="single"/>
+        </w:rPr>
+        <w:hyperlink r:id="rId12" w:history="1">
+          <w:r>
+            <w:rPr>
+              <w:rStyle w:val="Hyperlink"/>
+            </w:rPr>
+            <w:t>E</w:t>
+          </w:r>
+        </w:hyperlink>
       </w:r>
       <w:r>
         <w:rPr>
@@ -647,7 +659,7 @@
           <w:sz w:val="24"/>
           <w:u w:val="single"/>
         </w:rPr>
-        <w:hyperlink r:id="rId11" w:history="1">
+        <w:hyperlink r:id="rId12" w:history="1">
           <w:r>
             <w:rPr>
               <w:rStyle w:val="Hyperlink"/>
@@ -2021,7 +2033,14 @@
           <w:sz w:val="24"/>
           <w:u w:val="single"/>
         </w:rPr>
-        <w:t>id=zoOC</w:t>
+        <w:hyperlink r:id="rId18" w:history="1">
+          <w:r>
+            <w:rPr>
+              <w:rStyle w:val="Hyperlink"/>
+            </w:rPr>
+            <w:t>id=zoOC</w:t>
+          </w:r>
+        </w:hyperlink>
       </w:r>
       <w:r>
         <w:rPr>
@@ -2570,14 +2589,7 @@
           <w:color w:val="000000"/>
           <w:sz w:val="24"/>
         </w:rPr>
-        <w:hyperlink r:id="rId20" w:history="1">
-          <w:r>
-            <w:rPr>
-              <w:rStyle w:val="Hyperlink"/>
-            </w:rPr>
-            <w:t xml:space="preserve">, </w:t>
-          </w:r>
-        </w:hyperlink>
+        <w:t xml:space="preserve">, </w:t>
       </w:r>
       <w:r>
         <w:rPr>
@@ -2635,7 +2647,7 @@
           <w:sz w:val="24"/>
           <w:u w:val="single"/>
         </w:rPr>
-        <w:hyperlink r:id="rId22" w:history="1">
+        <w:hyperlink r:id="rId20" w:history="1">
           <w:r>
             <w:rPr>
               <w:rStyle w:val="Hyperlink"/>
@@ -2833,7 +2845,7 @@
           <w:sz w:val="24"/>
           <w:u w:val="single"/>
         </w:rPr>
-        <w:hyperlink r:id="rId23" w:history="1">
+        <w:hyperlink r:id="rId24" w:history="1">
           <w:r>
             <w:rPr>
               <w:rStyle w:val="Hyperlink"/>
@@ -2851,7 +2863,7 @@
           <w:sz w:val="24"/>
           <w:u w:val="single"/>
         </w:rPr>
-        <w:hyperlink r:id="rId23" w:history="1">
+        <w:hyperlink r:id="rId24" w:history="1">
           <w:r>
             <w:rPr>
               <w:rStyle w:val="Hyperlink"/>
@@ -2868,14 +2880,7 @@
           <w:color w:val="000000"/>
           <w:sz w:val="24"/>
         </w:rPr>
-        <w:hyperlink r:id="rId23" w:history="1">
-          <w:r>
-            <w:rPr>
-              <w:rStyle w:val="Hyperlink"/>
-            </w:rPr>
-            <w:t xml:space="preserve">, </w:t>
-          </w:r>
-        </w:hyperlink>
+        <w:t xml:space="preserve">, </w:t>
       </w:r>
       <w:r>
         <w:rPr>
@@ -2886,7 +2891,7 @@
           <w:sz w:val="24"/>
           <w:u w:val="single"/>
         </w:rPr>
-        <w:hyperlink r:id="rId23" w:history="1">
+        <w:hyperlink r:id="rId25" w:history="1">
           <w:r>
             <w:rPr>
               <w:rStyle w:val="Hyperlink"/>
